--- a/docs/lista_louvores/Textos_Louvores/BREVE VEM O DIA.docx
+++ b/docs/lista_louvores/Textos_Louvores/BREVE VEM O DIA.docx
@@ -4,143 +4,253 @@
   <w:body>
     <w:p>
       <w:pPr>
-        <w:pStyle w:val="SemEspaamento"/>
+        <w:pStyle w:val="Ttulo1"/>
       </w:pPr>
       <w:r>
         <w:t>BREVE VEM O DIA</w:t>
       </w:r>
       <w:r>
         <w:t xml:space="preserve"> </w:t>
-      </w:r>
-    </w:p>
-    <w:p>
-      <w:r>
-        <w:t>Breve vem o grande dia</w:t>
-      </w:r>
-      <w:r>
-        <w:br/>
-        <w:t>Em que lutas findarão</w:t>
-      </w:r>
-      <w:r>
-        <w:br/>
-        <w:t>Todos males, agonias</w:t>
-      </w:r>
-      <w:r>
-        <w:br/>
-        <w:t>Deste mundo cessarão</w:t>
       </w:r>
     </w:p>
     <w:p>
       <w:pPr>
         <w:rPr>
-          <w:b/>
-          <w:bCs/>
+          <w:rFonts w:ascii="Times New Roman" w:hAnsi="Times New Roman"/>
         </w:rPr>
       </w:pPr>
       <w:r>
         <w:rPr>
-          <w:b/>
-          <w:bCs/>
-        </w:rPr>
-        <w:t>Cessará no céu o pranto</w:t>
-      </w:r>
-      <w:r>
-        <w:rPr>
-          <w:b/>
-          <w:bCs/>
+          <w:rFonts w:ascii="Times New Roman" w:hAnsi="Times New Roman"/>
+        </w:rPr>
+        <w:t>Breve vem o grande dia</w:t>
+      </w:r>
+      <w:r>
+        <w:rPr>
+          <w:rFonts w:ascii="Times New Roman" w:hAnsi="Times New Roman"/>
         </w:rPr>
         <w:br/>
-        <w:t>Pois não haverá mais dor</w:t>
-      </w:r>
-      <w:r>
-        <w:rPr>
-          <w:b/>
-          <w:bCs/>
+        <w:t>Em que lutas findarão</w:t>
+      </w:r>
+      <w:r>
+        <w:rPr>
+          <w:rFonts w:ascii="Times New Roman" w:hAnsi="Times New Roman"/>
         </w:rPr>
         <w:br/>
-        <w:t>E ouvir-se-á o canto</w:t>
-      </w:r>
-      <w:r>
-        <w:rPr>
-          <w:b/>
-          <w:bCs/>
+      </w:r>
+      <w:proofErr w:type="gramStart"/>
+      <w:r>
+        <w:rPr>
+          <w:rFonts w:ascii="Times New Roman" w:hAnsi="Times New Roman"/>
+        </w:rPr>
+        <w:t>Todos males</w:t>
+      </w:r>
+      <w:proofErr w:type="gramEnd"/>
+      <w:r>
+        <w:rPr>
+          <w:rFonts w:ascii="Times New Roman" w:hAnsi="Times New Roman"/>
+        </w:rPr>
+        <w:t>, agonias</w:t>
+      </w:r>
+      <w:r>
+        <w:rPr>
+          <w:rFonts w:ascii="Times New Roman" w:hAnsi="Times New Roman"/>
         </w:rPr>
         <w:br/>
-        <w:t>Dos remidos do Senhor</w:t>
-      </w:r>
-    </w:p>
-    <w:p>
-      <w:r>
-        <w:t>Oh, que gozo estar com Cristo</w:t>
-      </w:r>
-      <w:r>
-        <w:br/>
-        <w:t>Escutando a Sua voz</w:t>
-      </w:r>
-      <w:r>
-        <w:br/>
-        <w:t>Eu almejo hoje isto</w:t>
-      </w:r>
-      <w:r>
-        <w:br/>
-        <w:t>E segui-lo sempre após</w:t>
+        <w:t>Deste mundo cessarão</w:t>
       </w:r>
     </w:p>
     <w:p>
       <w:pPr>
         <w:rPr>
+          <w:rFonts w:ascii="Times New Roman" w:hAnsi="Times New Roman"/>
           <w:b/>
           <w:bCs/>
+          <w:i/>
+          <w:iCs/>
         </w:rPr>
       </w:pPr>
       <w:r>
         <w:rPr>
+          <w:rFonts w:ascii="Times New Roman" w:hAnsi="Times New Roman"/>
           <w:b/>
           <w:bCs/>
-        </w:rPr>
-        <w:t>[REFRÃO]</w:t>
-      </w:r>
-    </w:p>
-    <w:p>
-      <w:r>
-        <w:t>Se Jesus Cristo é meu guia</w:t>
-      </w:r>
-      <w:r>
+          <w:i/>
+          <w:iCs/>
+        </w:rPr>
+        <w:t>Cessará no céu o pranto</w:t>
+      </w:r>
+      <w:r>
+        <w:rPr>
+          <w:rFonts w:ascii="Times New Roman" w:hAnsi="Times New Roman"/>
+          <w:b/>
+          <w:bCs/>
+          <w:i/>
+          <w:iCs/>
+        </w:rPr>
         <w:br/>
-        <w:t>O caminho hei de trilhar</w:t>
-      </w:r>
-      <w:r>
+        <w:t>Pois não haverá mais dor</w:t>
+      </w:r>
+      <w:r>
+        <w:rPr>
+          <w:rFonts w:ascii="Times New Roman" w:hAnsi="Times New Roman"/>
+          <w:b/>
+          <w:bCs/>
+          <w:i/>
+          <w:iCs/>
+        </w:rPr>
         <w:br/>
-        <w:t>Quem assim em Deus confia</w:t>
-      </w:r>
-      <w:r>
+        <w:t>E ouvir-se-á o canto</w:t>
+      </w:r>
+      <w:r>
+        <w:rPr>
+          <w:rFonts w:ascii="Times New Roman" w:hAnsi="Times New Roman"/>
+          <w:b/>
+          <w:bCs/>
+          <w:i/>
+          <w:iCs/>
+        </w:rPr>
         <w:br/>
-        <w:t>Lá no céu há de chegar</w:t>
+        <w:t>Dos remidos do Senhor</w:t>
       </w:r>
     </w:p>
     <w:p>
       <w:pPr>
         <w:rPr>
+          <w:rFonts w:ascii="Times New Roman" w:hAnsi="Times New Roman"/>
+        </w:rPr>
+      </w:pPr>
+      <w:r>
+        <w:rPr>
+          <w:rFonts w:ascii="Times New Roman" w:hAnsi="Times New Roman"/>
+        </w:rPr>
+        <w:t>Oh, que gozo estar com Cristo</w:t>
+      </w:r>
+      <w:r>
+        <w:rPr>
+          <w:rFonts w:ascii="Times New Roman" w:hAnsi="Times New Roman"/>
+        </w:rPr>
+        <w:br/>
+        <w:t>Escutando a Sua voz</w:t>
+      </w:r>
+      <w:r>
+        <w:rPr>
+          <w:rFonts w:ascii="Times New Roman" w:hAnsi="Times New Roman"/>
+        </w:rPr>
+        <w:br/>
+        <w:t>Eu almejo hoje isto</w:t>
+      </w:r>
+      <w:r>
+        <w:rPr>
+          <w:rFonts w:ascii="Times New Roman" w:hAnsi="Times New Roman"/>
+        </w:rPr>
+        <w:br/>
+        <w:t>E segui-lo sempre após</w:t>
+      </w:r>
+    </w:p>
+    <w:p>
+      <w:pPr>
+        <w:rPr>
+          <w:rFonts w:ascii="Times New Roman" w:hAnsi="Times New Roman"/>
           <w:b/>
           <w:bCs/>
+          <w:i/>
+          <w:iCs/>
         </w:rPr>
       </w:pPr>
       <w:r>
         <w:rPr>
+          <w:rFonts w:ascii="Times New Roman" w:hAnsi="Times New Roman"/>
           <w:b/>
           <w:bCs/>
-        </w:rPr>
-        <w:t>[REFRÃ</w:t>
-      </w:r>
-      <w:r>
-        <w:rPr>
+          <w:i/>
+          <w:iCs/>
+        </w:rPr>
+        <w:t>[REFRÃO]</w:t>
+      </w:r>
+    </w:p>
+    <w:p>
+      <w:pPr>
+        <w:rPr>
+          <w:rFonts w:ascii="Times New Roman" w:hAnsi="Times New Roman"/>
+        </w:rPr>
+      </w:pPr>
+      <w:r>
+        <w:rPr>
+          <w:rFonts w:ascii="Times New Roman" w:hAnsi="Times New Roman"/>
+        </w:rPr>
+        <w:t>Se Jesus Cristo é meu guia</w:t>
+      </w:r>
+      <w:r>
+        <w:rPr>
+          <w:rFonts w:ascii="Times New Roman" w:hAnsi="Times New Roman"/>
+        </w:rPr>
+        <w:br/>
+        <w:t>O caminho hei de trilhar</w:t>
+      </w:r>
+      <w:r>
+        <w:rPr>
+          <w:rFonts w:ascii="Times New Roman" w:hAnsi="Times New Roman"/>
+        </w:rPr>
+        <w:br/>
+        <w:t>Quem assim em Deus confia</w:t>
+      </w:r>
+      <w:r>
+        <w:rPr>
+          <w:rFonts w:ascii="Times New Roman" w:hAnsi="Times New Roman"/>
+        </w:rPr>
+        <w:br/>
+        <w:t>Lá no céu há de chegar</w:t>
+      </w:r>
+    </w:p>
+    <w:p>
+      <w:pPr>
+        <w:rPr>
+          <w:rFonts w:ascii="Times New Roman" w:hAnsi="Times New Roman"/>
           <w:b/>
           <w:bCs/>
-        </w:rPr>
-        <w:t>O 2X]</w:t>
+          <w:i/>
+          <w:iCs/>
+        </w:rPr>
+      </w:pPr>
+      <w:r>
+        <w:rPr>
+          <w:rFonts w:ascii="Times New Roman" w:hAnsi="Times New Roman"/>
+          <w:b/>
+          <w:bCs/>
+          <w:i/>
+          <w:iCs/>
+        </w:rPr>
+        <w:t>[REFRÃ</w:t>
+      </w:r>
+      <w:r>
+        <w:rPr>
+          <w:rFonts w:ascii="Times New Roman" w:hAnsi="Times New Roman"/>
+          <w:b/>
+          <w:bCs/>
+          <w:i/>
+          <w:iCs/>
+        </w:rPr>
+        <w:t>O</w:t>
+      </w:r>
+      <w:r>
+        <w:rPr>
+          <w:rFonts w:ascii="Times New Roman" w:hAnsi="Times New Roman"/>
+          <w:b/>
+          <w:bCs/>
+          <w:i/>
+          <w:iCs/>
+        </w:rPr>
+        <w:t>]</w:t>
       </w:r>
     </w:p>
-    <w:p/>
+    <w:p>
+      <w:pPr>
+        <w:rPr>
+          <w:rFonts w:ascii="Times New Roman" w:hAnsi="Times New Roman"/>
+        </w:rPr>
+      </w:pPr>
+    </w:p>
     <w:sectPr>
       <w:pgSz w:w="11906" w:h="16838"/>
       <w:pgMar w:top="1417" w:right="1701" w:bottom="1417" w:left="1701" w:header="708" w:footer="708" w:gutter="0"/>
